--- a/assets/resume/Omkar_3.10YR_TC_CPP_Developer.docx
+++ b/assets/resume/Omkar_3.10YR_TC_CPP_Developer.docx
@@ -5,21 +5,12 @@
     <w:p>
       <w:pPr>
         <w:pStyle w:val="Title"/>
-        <w:ind w:left="0"/>
         <w:jc w:val="left"/>
+      </w:pPr>
+      <w:r>
         <w:rPr>
           <w:color w:val="2E3C4F"/>
           <w:w w:val="110"/>
-          <w:sz w:val="40"/>
-          <w:szCs w:val="40"/>
-        </w:rPr>
-      </w:pPr>
-      <w:r>
-        <w:rPr>
-          <w:color w:val="2E3C4F"/>
-          <w:w w:val="110"/>
-          <w:sz w:val="40"/>
-          <w:szCs w:val="40"/>
         </w:rPr>
         <w:t>Omkar</w:t>
       </w:r>
@@ -28,8 +19,6 @@
           <w:color w:val="2E3C4F"/>
           <w:spacing w:val="-5"/>
           <w:w w:val="110"/>
-          <w:sz w:val="40"/>
-          <w:szCs w:val="40"/>
         </w:rPr>
         <w:t xml:space="preserve"> </w:t>
       </w:r>
@@ -37,8 +26,6 @@
         <w:rPr>
           <w:color w:val="2E3C4F"/>
           <w:w w:val="110"/>
-          <w:sz w:val="40"/>
-          <w:szCs w:val="40"/>
         </w:rPr>
         <w:t>Deshmu</w:t>
       </w:r>
@@ -46,23 +33,9 @@
         <w:rPr>
           <w:color w:val="2E3C4F"/>
           <w:w w:val="110"/>
-          <w:sz w:val="40"/>
-          <w:szCs w:val="40"/>
         </w:rPr>
         <w:t>kh</w:t>
       </w:r>
-    </w:p>
-    <w:p>
-      <w:pPr>
-        <w:pStyle w:val="BodyText"/>
-        <w:spacing w:before="9"/>
-        <w:ind w:left="2202"/>
-        <w:rPr>
-          <w:color w:val="2E3C4F"/>
-          <w:w w:val="120"/>
-          <w:szCs w:val="24"/>
-        </w:rPr>
-      </w:pPr>
     </w:p>
     <w:p>
       <w:pPr>
@@ -75,7 +48,8 @@
         <w:rPr>
           <w:color w:val="2E3C4F"/>
           <w:w w:val="120"/>
-          <w:szCs w:val="24"/>
+          <w:sz w:val="13"/>
+          <w:szCs w:val="22"/>
         </w:rPr>
       </w:pPr>
       <w:r>
@@ -83,7 +57,8 @@
           <w:noProof/>
           <w:color w:val="2E3C4F"/>
           <w:w w:val="120"/>
-          <w:szCs w:val="24"/>
+          <w:sz w:val="13"/>
+          <w:szCs w:val="22"/>
         </w:rPr>
         <w:drawing>
           <wp:inline distT="0" distB="0" distL="0" distR="0" wp14:anchorId="2520C623" wp14:editId="2520C624">
@@ -136,7 +111,8 @@
         <w:rPr>
           <w:color w:val="2E3C4F"/>
           <w:w w:val="120"/>
-          <w:szCs w:val="24"/>
+          <w:sz w:val="13"/>
+          <w:szCs w:val="22"/>
         </w:rPr>
         <w:t>+91 9172713009</w:t>
       </w:r>
@@ -152,7 +128,8 @@
         <w:rPr>
           <w:color w:val="2E3C4F"/>
           <w:w w:val="120"/>
-          <w:szCs w:val="24"/>
+          <w:sz w:val="13"/>
+          <w:szCs w:val="22"/>
         </w:rPr>
       </w:pPr>
       <w:r>
@@ -160,7 +137,8 @@
           <w:noProof/>
           <w:color w:val="2E3C4F"/>
           <w:w w:val="120"/>
-          <w:szCs w:val="24"/>
+          <w:sz w:val="13"/>
+          <w:szCs w:val="22"/>
         </w:rPr>
         <w:drawing>
           <wp:inline distT="0" distB="0" distL="0" distR="0" wp14:anchorId="441F586F" wp14:editId="1D7841ED">
@@ -208,7 +186,8 @@
         <w:rPr>
           <w:color w:val="2E3C4F"/>
           <w:w w:val="120"/>
-          <w:szCs w:val="24"/>
+          <w:sz w:val="13"/>
+          <w:szCs w:val="22"/>
         </w:rPr>
         <w:t xml:space="preserve"> </w:t>
       </w:r>
@@ -217,7 +196,8 @@
           <w:rPr>
             <w:rStyle w:val="Hyperlink"/>
             <w:w w:val="120"/>
-            <w:szCs w:val="24"/>
+            <w:sz w:val="13"/>
+            <w:szCs w:val="22"/>
           </w:rPr>
           <w:t>omkard7972@gmail.com</w:t>
         </w:r>
@@ -234,7 +214,8 @@
         <w:rPr>
           <w:color w:val="2E3C4F"/>
           <w:w w:val="120"/>
-          <w:szCs w:val="24"/>
+          <w:sz w:val="13"/>
+          <w:szCs w:val="22"/>
         </w:rPr>
       </w:pPr>
       <w:r>
@@ -242,7 +223,7 @@
           <w:noProof/>
           <w:color w:val="2E3C4F"/>
           <w:spacing w:val="7"/>
-          <w:szCs w:val="16"/>
+          <w:sz w:val="13"/>
         </w:rPr>
         <w:drawing>
           <wp:inline distT="0" distB="0" distL="0" distR="0" wp14:anchorId="2520C625" wp14:editId="2520C626">
@@ -287,16 +268,18 @@
           <w:rPr>
             <w:rStyle w:val="Hyperlink"/>
             <w:w w:val="120"/>
-            <w:szCs w:val="24"/>
+            <w:sz w:val="13"/>
+            <w:szCs w:val="22"/>
           </w:rPr>
-          <w:t>LinkedIn: Omkar Deshmukh</w:t>
+          <w:t>www.linkedin.com/in/omkarraj99</w:t>
         </w:r>
       </w:hyperlink>
       <w:r>
         <w:rPr>
           <w:color w:val="2E3C4F"/>
           <w:w w:val="120"/>
-          <w:szCs w:val="24"/>
+          <w:sz w:val="13"/>
+          <w:szCs w:val="22"/>
         </w:rPr>
         <w:t xml:space="preserve"> </w:t>
       </w:r>
@@ -314,7 +297,7 @@
           <w:headerReference w:type="default" r:id="rId17"/>
           <w:footerReference w:type="default" r:id="rId18"/>
           <w:pgSz w:w="11900" w:h="16840"/>
-          <w:pgMar w:top="454" w:right="680" w:bottom="278" w:left="578" w:header="85" w:footer="96" w:gutter="0"/>
+          <w:pgMar w:top="620" w:right="680" w:bottom="280" w:left="580" w:header="85" w:footer="94" w:gutter="0"/>
           <w:cols w:num="2" w:space="720"/>
           <w:docGrid w:linePitch="299"/>
         </w:sectPr>
@@ -449,7 +432,7 @@
             <w:sz w:val="15"/>
             <w:szCs w:val="15"/>
           </w:rPr>
-          <w:t>Senior Developer</w:t>
+          <w:t>Senior Solution Developer</w:t>
         </w:r>
       </w:hyperlink>
       <w:r>
@@ -3897,14 +3880,14 @@
         <v:path o:extrusionok="f" gradientshapeok="t" o:connecttype="rect"/>
         <o:lock v:ext="edit" aspectratio="t"/>
       </v:shapetype>
-      <v:shape id="Graphic 5" o:spid="_x0000_i1025" type="#_x0000_t75" alt="Marker with solid fill" style="width:4.8pt;height:7.2pt;visibility:visible" o:gfxdata="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" o:bullet="t">
+      <v:shape id="Graphic 5" o:spid="_x0000_i1025" type="#_x0000_t75" alt="Marker with solid fill" style="width:4.9pt;height:7.1pt;visibility:visible" o:gfxdata="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" o:bullet="t">
         <v:imagedata r:id="rId1" o:title="" cropleft="-19797f" cropright="-17067f"/>
       </v:shape>
     </w:pict>
   </w:numPicBullet>
   <w:numPicBullet w:numPicBulletId="1">
     <w:pict>
-      <v:shape id="Graphic 8" o:spid="_x0000_i1026" type="#_x0000_t75" alt="Envelope with solid fill" style="width:7.2pt;height:6.6pt;visibility:visible" o:gfxdata="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" o:bullet="t">
+      <v:shape id="Graphic 8" o:spid="_x0000_i1026" type="#_x0000_t75" alt="Envelope with solid fill" style="width:7.1pt;height:6.55pt;visibility:visible" o:gfxdata="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" o:bullet="t">
         <v:imagedata r:id="rId2" o:title="" croptop="-4891f" cropbottom="-2935f"/>
       </v:shape>
     </w:pict>
